--- a/Отчет_по_3.2.docx
+++ b/Отчет_по_3.2.docx
@@ -815,6 +815,7 @@
               <w:drawing>
                 <wp:inline>
                   <wp:extent cx="1516380" cy="792480"/>
+                  <wp:effectExtent b="0" l="0" r="0" t="0"/>
                   <wp:docPr hidden="false" id="2" name="Picture 2"/>
                   <a:graphic>
                     <a:graphicData uri="http://schemas.openxmlformats.org/drawingml/2006/picture">
@@ -933,7 +934,8 @@
       <w:r>
         <w:drawing>
           <wp:inline>
-            <wp:extent cx="4104307" cy="9848905"/>
+            <wp:extent cx="4104306" cy="9848905"/>
+            <wp:effectExtent b="0" l="0" r="0" t="0"/>
             <wp:docPr hidden="false" id="4" name="Picture 4"/>
             <a:graphic>
               <a:graphicData uri="http://schemas.openxmlformats.org/drawingml/2006/picture">
@@ -948,7 +950,7 @@
                   </pic:blipFill>
                   <pic:spPr>
                     <a:xfrm flipH="false" flipV="false" rot="0">
-                      <a:ext cx="4104307" cy="9848905"/>
+                      <a:ext cx="4104306" cy="9848905"/>
                     </a:xfrm>
                     <a:prstGeom prst="rect"/>
                   </pic:spPr>
@@ -1127,7 +1129,7 @@
       <w:r>
         <w:drawing>
           <wp:inline>
-            <wp:extent cx="2324100" cy="2910840"/>
+            <wp:extent cx="2324100" cy="4175760"/>
             <wp:docPr hidden="false" id="10" name="Picture 10"/>
             <a:graphic>
               <a:graphicData uri="http://schemas.openxmlformats.org/drawingml/2006/picture">
@@ -1142,7 +1144,7 @@
                   </pic:blipFill>
                   <pic:spPr>
                     <a:xfrm flipH="false" flipV="false" rot="0">
-                      <a:ext cx="2324100" cy="2910840"/>
+                      <a:ext cx="2324100" cy="4175760"/>
                     </a:xfrm>
                     <a:prstGeom prst="rect"/>
                   </pic:spPr>
@@ -1179,6 +1181,7 @@
         <w:drawing>
           <wp:inline>
             <wp:extent cx="5940425" cy="4500322"/>
+            <wp:effectExtent b="0" l="0" r="0" t="0"/>
             <wp:docPr hidden="false" id="12" name="Picture 12"/>
             <a:graphic>
               <a:graphicData uri="http://schemas.openxmlformats.org/drawingml/2006/picture">
@@ -1236,6 +1239,7 @@
         <w:drawing>
           <wp:inline>
             <wp:extent cx="5940425" cy="4501910"/>
+            <wp:effectExtent b="0" l="0" r="0" t="0"/>
             <wp:docPr hidden="false" id="14" name="Picture 14"/>
             <a:graphic>
               <a:graphicData uri="http://schemas.openxmlformats.org/drawingml/2006/picture">
@@ -1293,6 +1297,7 @@
         <w:drawing>
           <wp:inline>
             <wp:extent cx="5940425" cy="4842798"/>
+            <wp:effectExtent b="0" l="0" r="0" t="0"/>
             <wp:docPr hidden="false" id="16" name="Picture 16"/>
             <a:graphic>
               <a:graphicData uri="http://schemas.openxmlformats.org/drawingml/2006/picture">
@@ -1997,7 +2002,8 @@
       <w:r>
         <w:drawing>
           <wp:inline>
-            <wp:extent cx="3131820" cy="1744980"/>
+            <wp:extent cx="3131820" cy="1744979"/>
+            <wp:effectExtent b="0" l="0" r="0" t="0"/>
             <wp:docPr hidden="false" id="18" name="Picture 18"/>
             <a:graphic>
               <a:graphicData uri="http://schemas.openxmlformats.org/drawingml/2006/picture">
@@ -2012,7 +2018,7 @@
                   </pic:blipFill>
                   <pic:spPr>
                     <a:xfrm flipH="false" flipV="false" rot="0">
-                      <a:ext cx="3131820" cy="1744980"/>
+                      <a:ext cx="3131820" cy="1744979"/>
                     </a:xfrm>
                     <a:prstGeom prst="rect"/>
                   </pic:spPr>
@@ -2058,7 +2064,8 @@
       <w:r>
         <w:drawing>
           <wp:inline>
-            <wp:extent cx="2697480" cy="1706880"/>
+            <wp:extent cx="2697480" cy="1706879"/>
+            <wp:effectExtent b="0" l="0" r="0" t="0"/>
             <wp:docPr hidden="false" id="20" name="Picture 20"/>
             <a:graphic>
               <a:graphicData uri="http://schemas.openxmlformats.org/drawingml/2006/picture">
@@ -2073,7 +2080,7 @@
                   </pic:blipFill>
                   <pic:spPr>
                     <a:xfrm flipH="false" flipV="false" rot="0">
-                      <a:ext cx="2697480" cy="1706880"/>
+                      <a:ext cx="2697480" cy="1706879"/>
                     </a:xfrm>
                     <a:prstGeom prst="rect"/>
                   </pic:spPr>
@@ -2113,6 +2120,7 @@
         <w:drawing>
           <wp:inline>
             <wp:extent cx="2750820" cy="1592580"/>
+            <wp:effectExtent b="0" l="0" r="0" t="0"/>
             <wp:docPr hidden="false" id="22" name="Picture 22"/>
             <a:graphic>
               <a:graphicData uri="http://schemas.openxmlformats.org/drawingml/2006/picture">
@@ -2207,6 +2215,7 @@
         <w:drawing>
           <wp:inline>
             <wp:extent cx="2232660" cy="1554480"/>
+            <wp:effectExtent b="0" l="0" r="0" t="0"/>
             <wp:docPr hidden="false" id="24" name="Picture 24"/>
             <a:graphic>
               <a:graphicData uri="http://schemas.openxmlformats.org/drawingml/2006/picture">
@@ -2259,6 +2268,7 @@
         <w:drawing>
           <wp:inline>
             <wp:extent cx="4038600" cy="3802380"/>
+            <wp:effectExtent b="0" l="0" r="0" t="0"/>
             <wp:docPr hidden="false" id="26" name="Picture 26"/>
             <a:graphic>
               <a:graphicData uri="http://schemas.openxmlformats.org/drawingml/2006/picture">
@@ -2333,6 +2343,7 @@
         <w:drawing>
           <wp:inline>
             <wp:extent cx="5940425" cy="2341898"/>
+            <wp:effectExtent b="0" l="0" r="0" t="0"/>
             <wp:docPr hidden="false" id="28" name="Picture 28"/>
             <a:graphic>
               <a:graphicData uri="http://schemas.openxmlformats.org/drawingml/2006/picture">
@@ -2433,7 +2444,7 @@
     <w:lvl w:ilvl="2">
       <w:start w:val="1"/>
       <w:numFmt w:val="decimal"/>
-      <w:pStyle w:val="Style_30"/>
+      <w:pStyle w:val="Style_37"/>
       <w:lvlText w:val="%1.%2.%3"/>
       <w:lvlJc w:val="left"/>
       <w:pPr>
@@ -2570,9 +2581,20 @@
     </w:rPr>
   </w:style>
   <w:style w:styleId="Style_8" w:type="paragraph">
+    <w:name w:val="Заголовок После 2"/>
+    <w:basedOn w:val="Style_9"/>
+    <w:next w:val="Style_7"/>
+    <w:link w:val="Style_8_ch"/>
+  </w:style>
+  <w:style w:styleId="Style_8_ch" w:type="character">
+    <w:name w:val="Заголовок После 2"/>
+    <w:basedOn w:val="Style_9_ch"/>
+    <w:link w:val="Style_8"/>
+  </w:style>
+  <w:style w:styleId="Style_10" w:type="paragraph">
     <w:name w:val="toc 2"/>
     <w:next w:val="Style_7"/>
-    <w:link w:val="Style_8_ch"/>
+    <w:link w:val="Style_10_ch"/>
     <w:uiPriority w:val="39"/>
     <w:pPr>
       <w:ind w:firstLine="0" w:left="200"/>
@@ -2583,50 +2605,271 @@
       <w:sz w:val="28"/>
     </w:rPr>
   </w:style>
-  <w:style w:styleId="Style_8_ch" w:type="character">
+  <w:style w:styleId="Style_10_ch" w:type="character">
     <w:name w:val="toc 2"/>
-    <w:link w:val="Style_8"/>
+    <w:link w:val="Style_10"/>
     <w:rPr>
       <w:rFonts w:ascii="XO Thames" w:hAnsi="XO Thames"/>
       <w:sz w:val="28"/>
     </w:rPr>
   </w:style>
-  <w:style w:styleId="Style_9" w:type="paragraph">
+  <w:style w:styleId="Style_11" w:type="paragraph">
+    <w:name w:val="TOC Heading"/>
+    <w:basedOn w:val="Style_12"/>
+    <w:next w:val="Style_7"/>
+    <w:link w:val="Style_11_ch"/>
+    <w:pPr>
+      <w:pageBreakBefore w:val="0"/>
+      <w:spacing w:after="0" w:before="480" w:line="276" w:lineRule="auto"/>
+      <w:ind/>
+      <w:jc w:val="left"/>
+      <w:outlineLvl w:val="8"/>
+    </w:pPr>
+    <w:rPr>
+      <w:rFonts w:asciiTheme="majorAscii" w:hAnsiTheme="majorHAnsi"/>
+      <w:caps w:val="0"/>
+      <w:color w:themeColor="accent1" w:themeShade="BF" w:val="2F5496"/>
+      <w:sz w:val="28"/>
+    </w:rPr>
+  </w:style>
+  <w:style w:styleId="Style_11_ch" w:type="character">
+    <w:name w:val="TOC Heading"/>
+    <w:basedOn w:val="Style_12_ch"/>
+    <w:link w:val="Style_11"/>
+    <w:rPr>
+      <w:rFonts w:asciiTheme="majorAscii" w:hAnsiTheme="majorHAnsi"/>
+      <w:caps w:val="0"/>
+      <w:color w:themeColor="accent1" w:themeShade="BF" w:val="2F5496"/>
+      <w:sz w:val="28"/>
+    </w:rPr>
+  </w:style>
+  <w:style w:styleId="Style_13" w:type="paragraph">
+    <w:name w:val="toc 4"/>
+    <w:next w:val="Style_7"/>
+    <w:link w:val="Style_13_ch"/>
+    <w:uiPriority w:val="39"/>
+    <w:pPr>
+      <w:ind w:firstLine="0" w:left="600"/>
+      <w:jc w:val="left"/>
+    </w:pPr>
+    <w:rPr>
+      <w:rFonts w:ascii="XO Thames" w:hAnsi="XO Thames"/>
+      <w:sz w:val="28"/>
+    </w:rPr>
+  </w:style>
+  <w:style w:styleId="Style_13_ch" w:type="character">
+    <w:name w:val="toc 4"/>
+    <w:link w:val="Style_13"/>
+    <w:rPr>
+      <w:rFonts w:ascii="XO Thames" w:hAnsi="XO Thames"/>
+      <w:sz w:val="28"/>
+    </w:rPr>
+  </w:style>
+  <w:style w:styleId="Style_14" w:type="paragraph">
+    <w:name w:val="toc 6"/>
+    <w:next w:val="Style_7"/>
+    <w:link w:val="Style_14_ch"/>
+    <w:uiPriority w:val="39"/>
+    <w:pPr>
+      <w:ind w:firstLine="0" w:left="1000"/>
+      <w:jc w:val="left"/>
+    </w:pPr>
+    <w:rPr>
+      <w:rFonts w:ascii="XO Thames" w:hAnsi="XO Thames"/>
+      <w:sz w:val="28"/>
+    </w:rPr>
+  </w:style>
+  <w:style w:styleId="Style_14_ch" w:type="character">
+    <w:name w:val="toc 6"/>
+    <w:link w:val="Style_14"/>
+    <w:rPr>
+      <w:rFonts w:ascii="XO Thames" w:hAnsi="XO Thames"/>
+      <w:sz w:val="28"/>
+    </w:rPr>
+  </w:style>
+  <w:style w:styleId="Style_15" w:type="paragraph">
+    <w:name w:val="toc 7"/>
+    <w:next w:val="Style_7"/>
+    <w:link w:val="Style_15_ch"/>
+    <w:uiPriority w:val="39"/>
+    <w:pPr>
+      <w:ind w:firstLine="0" w:left="1200"/>
+      <w:jc w:val="left"/>
+    </w:pPr>
+    <w:rPr>
+      <w:rFonts w:ascii="XO Thames" w:hAnsi="XO Thames"/>
+      <w:sz w:val="28"/>
+    </w:rPr>
+  </w:style>
+  <w:style w:styleId="Style_15_ch" w:type="character">
+    <w:name w:val="toc 7"/>
+    <w:link w:val="Style_15"/>
+    <w:rPr>
+      <w:rFonts w:ascii="XO Thames" w:hAnsi="XO Thames"/>
+      <w:sz w:val="28"/>
+    </w:rPr>
+  </w:style>
+  <w:style w:styleId="Style_16" w:type="paragraph">
+    <w:name w:val="Balloon Text"/>
+    <w:basedOn w:val="Style_7"/>
+    <w:link w:val="Style_16_ch"/>
+    <w:pPr>
+      <w:spacing w:line="240" w:lineRule="auto"/>
+      <w:ind/>
+    </w:pPr>
+    <w:rPr>
+      <w:rFonts w:ascii="Tahoma" w:hAnsi="Tahoma"/>
+      <w:sz w:val="16"/>
+    </w:rPr>
+  </w:style>
+  <w:style w:styleId="Style_16_ch" w:type="character">
+    <w:name w:val="Balloon Text"/>
+    <w:basedOn w:val="Style_7_ch"/>
+    <w:link w:val="Style_16"/>
+    <w:rPr>
+      <w:rFonts w:ascii="Tahoma" w:hAnsi="Tahoma"/>
+      <w:sz w:val="16"/>
+    </w:rPr>
+  </w:style>
+  <w:style w:styleId="Style_17" w:type="paragraph">
+    <w:name w:val="Заголовок 2 с Нумерацией"/>
+    <w:basedOn w:val="Style_9"/>
+    <w:next w:val="Style_7"/>
+    <w:link w:val="Style_17_ch"/>
+  </w:style>
+  <w:style w:styleId="Style_17_ch" w:type="character">
+    <w:name w:val="Заголовок 2 с Нумерацией"/>
+    <w:basedOn w:val="Style_9_ch"/>
+    <w:link w:val="Style_17"/>
+  </w:style>
+  <w:style w:styleId="Style_6" w:type="paragraph">
+    <w:name w:val="caption"/>
+    <w:basedOn w:val="Style_7"/>
+    <w:next w:val="Style_7"/>
+    <w:link w:val="Style_6_ch"/>
+    <w:pPr>
+      <w:spacing w:after="200" w:line="240" w:lineRule="auto"/>
+      <w:ind w:firstLine="0" w:left="0"/>
+      <w:jc w:val="center"/>
+    </w:pPr>
+    <w:rPr>
+      <w:color w:themeColor="text1" w:val="000000"/>
+    </w:rPr>
+  </w:style>
+  <w:style w:styleId="Style_6_ch" w:type="character">
+    <w:name w:val="caption"/>
+    <w:basedOn w:val="Style_7_ch"/>
+    <w:link w:val="Style_6"/>
+    <w:rPr>
+      <w:color w:themeColor="text1" w:val="000000"/>
+    </w:rPr>
+  </w:style>
+  <w:style w:styleId="Style_18" w:type="paragraph">
+    <w:name w:val="header"/>
+    <w:basedOn w:val="Style_7"/>
+    <w:link w:val="Style_18_ch"/>
+    <w:pPr>
+      <w:tabs>
+        <w:tab w:leader="none" w:pos="4677" w:val="center"/>
+        <w:tab w:leader="none" w:pos="9355" w:val="right"/>
+      </w:tabs>
+      <w:spacing w:line="240" w:lineRule="auto"/>
+      <w:ind/>
+    </w:pPr>
+  </w:style>
+  <w:style w:styleId="Style_18_ch" w:type="character">
+    <w:name w:val="header"/>
+    <w:basedOn w:val="Style_7_ch"/>
+    <w:link w:val="Style_18"/>
+  </w:style>
+  <w:style w:styleId="Style_19" w:type="paragraph">
+    <w:name w:val="Заголовок1 с Нумерацией"/>
+    <w:basedOn w:val="Style_12"/>
+    <w:link w:val="Style_19_ch"/>
+    <w:rPr>
+      <w:b w:val="0"/>
+      <w:caps w:val="0"/>
+    </w:rPr>
+  </w:style>
+  <w:style w:styleId="Style_19_ch" w:type="character">
+    <w:name w:val="Заголовок1 с Нумерацией"/>
+    <w:basedOn w:val="Style_12_ch"/>
+    <w:link w:val="Style_19"/>
+    <w:rPr>
+      <w:b w:val="0"/>
+      <w:caps w:val="0"/>
+    </w:rPr>
+  </w:style>
+  <w:style w:styleId="Style_20" w:type="paragraph">
+    <w:name w:val="heading 3"/>
+    <w:basedOn w:val="Style_7"/>
+    <w:next w:val="Style_7"/>
+    <w:link w:val="Style_20_ch"/>
+    <w:uiPriority w:val="9"/>
+    <w:qFormat/>
+    <w:pPr>
+      <w:keepNext w:val="1"/>
+      <w:keepLines w:val="1"/>
+      <w:ind w:firstLine="0" w:left="0"/>
+      <w:jc w:val="left"/>
+      <w:outlineLvl w:val="2"/>
+    </w:pPr>
+    <w:rPr>
+      <w:color w:themeColor="text1" w:val="000000"/>
+    </w:rPr>
+  </w:style>
+  <w:style w:styleId="Style_20_ch" w:type="character">
+    <w:name w:val="heading 3"/>
+    <w:basedOn w:val="Style_7_ch"/>
+    <w:link w:val="Style_20"/>
+    <w:rPr>
+      <w:color w:themeColor="text1" w:val="000000"/>
+    </w:rPr>
+  </w:style>
+  <w:style w:styleId="Style_21" w:type="paragraph">
+    <w:name w:val="Название рисунка"/>
+    <w:basedOn w:val="Style_7"/>
+    <w:link w:val="Style_21_ch"/>
+    <w:pPr>
+      <w:ind w:firstLine="0" w:left="0"/>
+      <w:jc w:val="left"/>
+    </w:pPr>
+  </w:style>
+  <w:style w:styleId="Style_21_ch" w:type="character">
+    <w:name w:val="Название рисунка"/>
+    <w:basedOn w:val="Style_7_ch"/>
+    <w:link w:val="Style_21"/>
+  </w:style>
+  <w:style w:styleId="Style_22" w:type="paragraph">
+    <w:name w:val="Placeholder Text"/>
+    <w:basedOn w:val="Style_23"/>
+    <w:link w:val="Style_22_ch"/>
+    <w:rPr>
+      <w:color w:val="808080"/>
+    </w:rPr>
+  </w:style>
+  <w:style w:styleId="Style_22_ch" w:type="character">
+    <w:name w:val="Placeholder Text"/>
+    <w:basedOn w:val="Style_23_ch"/>
+    <w:link w:val="Style_22"/>
+    <w:rPr>
+      <w:color w:val="808080"/>
+    </w:rPr>
+  </w:style>
+  <w:style w:styleId="Style_24" w:type="paragraph">
     <w:name w:val="Normal (Web)"/>
     <w:basedOn w:val="Style_7"/>
-    <w:link w:val="Style_9_ch"/>
+    <w:link w:val="Style_24_ch"/>
     <w:pPr>
       <w:spacing w:afterAutospacing="on" w:beforeAutospacing="on" w:line="240" w:lineRule="auto"/>
       <w:ind w:firstLine="0" w:left="0"/>
       <w:jc w:val="left"/>
     </w:pPr>
   </w:style>
-  <w:style w:styleId="Style_9_ch" w:type="character">
+  <w:style w:styleId="Style_24_ch" w:type="character">
     <w:name w:val="Normal (Web)"/>
     <w:basedOn w:val="Style_7_ch"/>
-    <w:link w:val="Style_9"/>
-  </w:style>
-  <w:style w:styleId="Style_10" w:type="paragraph">
-    <w:name w:val="toc 4"/>
-    <w:next w:val="Style_7"/>
-    <w:link w:val="Style_10_ch"/>
-    <w:uiPriority w:val="39"/>
-    <w:pPr>
-      <w:ind w:firstLine="0" w:left="600"/>
-      <w:jc w:val="left"/>
-    </w:pPr>
-    <w:rPr>
-      <w:rFonts w:ascii="XO Thames" w:hAnsi="XO Thames"/>
-      <w:sz w:val="28"/>
-    </w:rPr>
-  </w:style>
-  <w:style w:styleId="Style_10_ch" w:type="character">
-    <w:name w:val="toc 4"/>
-    <w:link w:val="Style_10"/>
-    <w:rPr>
-      <w:rFonts w:ascii="XO Thames" w:hAnsi="XO Thames"/>
-      <w:sz w:val="28"/>
-    </w:rPr>
+    <w:link w:val="Style_24"/>
   </w:style>
   <w:style w:styleId="Style_3" w:type="paragraph">
     <w:name w:val="С нумерацией Заголовок 2"/>
@@ -2646,171 +2889,18 @@
     <w:basedOn w:val="Style_2_ch"/>
     <w:link w:val="Style_3"/>
   </w:style>
-  <w:style w:styleId="Style_11" w:type="paragraph">
-    <w:name w:val="line number"/>
-    <w:basedOn w:val="Style_12"/>
-    <w:link w:val="Style_11_ch"/>
-  </w:style>
-  <w:style w:styleId="Style_11_ch" w:type="character">
-    <w:name w:val="line number"/>
-    <w:basedOn w:val="Style_12_ch"/>
-    <w:link w:val="Style_11"/>
-  </w:style>
-  <w:style w:styleId="Style_13" w:type="paragraph">
-    <w:name w:val="List Paragraph"/>
-    <w:basedOn w:val="Style_7"/>
-    <w:link w:val="Style_13_ch"/>
-    <w:pPr>
-      <w:ind w:firstLine="0" w:left="720"/>
-      <w:contextualSpacing w:val="1"/>
-    </w:pPr>
-  </w:style>
-  <w:style w:styleId="Style_13_ch" w:type="character">
-    <w:name w:val="List Paragraph"/>
-    <w:basedOn w:val="Style_7_ch"/>
-    <w:link w:val="Style_13"/>
-  </w:style>
-  <w:style w:styleId="Style_14" w:type="paragraph">
-    <w:name w:val="toc 6"/>
-    <w:next w:val="Style_7"/>
-    <w:link w:val="Style_14_ch"/>
-    <w:uiPriority w:val="39"/>
-    <w:pPr>
-      <w:ind w:firstLine="0" w:left="1000"/>
-      <w:jc w:val="left"/>
-    </w:pPr>
-    <w:rPr>
-      <w:rFonts w:ascii="XO Thames" w:hAnsi="XO Thames"/>
-      <w:sz w:val="28"/>
-    </w:rPr>
-  </w:style>
-  <w:style w:styleId="Style_14_ch" w:type="character">
-    <w:name w:val="toc 6"/>
-    <w:link w:val="Style_14"/>
-    <w:rPr>
-      <w:rFonts w:ascii="XO Thames" w:hAnsi="XO Thames"/>
-      <w:sz w:val="28"/>
-    </w:rPr>
-  </w:style>
-  <w:style w:styleId="Style_15" w:type="paragraph">
-    <w:name w:val="toc 7"/>
-    <w:next w:val="Style_7"/>
-    <w:link w:val="Style_15_ch"/>
-    <w:uiPriority w:val="39"/>
-    <w:pPr>
-      <w:ind w:firstLine="0" w:left="1200"/>
-      <w:jc w:val="left"/>
-    </w:pPr>
-    <w:rPr>
-      <w:rFonts w:ascii="XO Thames" w:hAnsi="XO Thames"/>
-      <w:sz w:val="28"/>
-    </w:rPr>
-  </w:style>
-  <w:style w:styleId="Style_15_ch" w:type="character">
-    <w:name w:val="toc 7"/>
-    <w:link w:val="Style_15"/>
-    <w:rPr>
-      <w:rFonts w:ascii="XO Thames" w:hAnsi="XO Thames"/>
-      <w:sz w:val="28"/>
-    </w:rPr>
-  </w:style>
-  <w:style w:styleId="Style_16" w:type="paragraph">
-    <w:name w:val="heading 3"/>
-    <w:basedOn w:val="Style_7"/>
-    <w:next w:val="Style_7"/>
-    <w:link w:val="Style_16_ch"/>
-    <w:uiPriority w:val="9"/>
-    <w:qFormat/>
-    <w:pPr>
-      <w:keepNext w:val="1"/>
-      <w:keepLines w:val="1"/>
-      <w:ind w:firstLine="0" w:left="0"/>
-      <w:jc w:val="left"/>
-      <w:outlineLvl w:val="2"/>
-    </w:pPr>
-    <w:rPr>
-      <w:color w:themeColor="text1" w:val="000000"/>
-    </w:rPr>
-  </w:style>
-  <w:style w:styleId="Style_16_ch" w:type="character">
-    <w:name w:val="heading 3"/>
-    <w:basedOn w:val="Style_7_ch"/>
-    <w:link w:val="Style_16"/>
-    <w:rPr>
-      <w:color w:themeColor="text1" w:val="000000"/>
-    </w:rPr>
-  </w:style>
-  <w:style w:styleId="Style_17" w:type="paragraph">
-    <w:name w:val="Bibliography"/>
-    <w:basedOn w:val="Style_7"/>
-    <w:next w:val="Style_7"/>
-    <w:link w:val="Style_17_ch"/>
-    <w:pPr>
-      <w:ind w:firstLine="0" w:left="0"/>
-    </w:pPr>
-  </w:style>
-  <w:style w:styleId="Style_17_ch" w:type="character">
-    <w:name w:val="Bibliography"/>
-    <w:basedOn w:val="Style_7_ch"/>
-    <w:link w:val="Style_17"/>
-  </w:style>
-  <w:style w:styleId="Style_4" w:type="paragraph">
-    <w:name w:val="Название таблицы"/>
-    <w:basedOn w:val="Style_7"/>
-    <w:link w:val="Style_4_ch"/>
-    <w:pPr>
-      <w:spacing w:before="240"/>
-      <w:ind w:firstLine="0" w:left="0"/>
-      <w:jc w:val="left"/>
-    </w:pPr>
-  </w:style>
-  <w:style w:styleId="Style_4_ch" w:type="character">
-    <w:name w:val="Название таблицы"/>
-    <w:basedOn w:val="Style_7_ch"/>
-    <w:link w:val="Style_4"/>
-  </w:style>
-  <w:style w:styleId="Style_6" w:type="paragraph">
-    <w:name w:val="caption"/>
-    <w:basedOn w:val="Style_7"/>
-    <w:next w:val="Style_7"/>
-    <w:link w:val="Style_6_ch"/>
-    <w:pPr>
-      <w:spacing w:after="200" w:line="240" w:lineRule="auto"/>
-      <w:ind w:firstLine="0" w:left="0"/>
-      <w:jc w:val="center"/>
-    </w:pPr>
-    <w:rPr>
-      <w:color w:themeColor="text1" w:val="000000"/>
-    </w:rPr>
-  </w:style>
-  <w:style w:styleId="Style_6_ch" w:type="character">
-    <w:name w:val="caption"/>
-    <w:basedOn w:val="Style_7_ch"/>
-    <w:link w:val="Style_6"/>
-    <w:rPr>
-      <w:color w:themeColor="text1" w:val="000000"/>
-    </w:rPr>
-  </w:style>
-  <w:style w:styleId="Style_18" w:type="paragraph">
-    <w:name w:val="Placeholder Text"/>
-    <w:basedOn w:val="Style_12"/>
-    <w:link w:val="Style_18_ch"/>
-    <w:rPr>
-      <w:color w:val="808080"/>
-    </w:rPr>
-  </w:style>
-  <w:style w:styleId="Style_18_ch" w:type="character">
-    <w:name w:val="Placeholder Text"/>
-    <w:basedOn w:val="Style_12_ch"/>
-    <w:link w:val="Style_18"/>
-    <w:rPr>
-      <w:color w:val="808080"/>
-    </w:rPr>
-  </w:style>
-  <w:style w:styleId="Style_19" w:type="paragraph">
+  <w:style w:styleId="Style_23" w:type="paragraph">
+    <w:name w:val="Default Paragraph Font"/>
+    <w:link w:val="Style_23_ch"/>
+  </w:style>
+  <w:style w:styleId="Style_23_ch" w:type="character">
+    <w:name w:val="Default Paragraph Font"/>
+    <w:link w:val="Style_23"/>
+  </w:style>
+  <w:style w:styleId="Style_25" w:type="paragraph">
     <w:name w:val="toc 3"/>
     <w:next w:val="Style_7"/>
-    <w:link w:val="Style_19_ch"/>
+    <w:link w:val="Style_25_ch"/>
     <w:uiPriority w:val="39"/>
     <w:pPr>
       <w:ind w:firstLine="0" w:left="400"/>
@@ -2821,40 +2911,18 @@
       <w:sz w:val="28"/>
     </w:rPr>
   </w:style>
-  <w:style w:styleId="Style_19_ch" w:type="character">
+  <w:style w:styleId="Style_25_ch" w:type="character">
     <w:name w:val="toc 3"/>
-    <w:link w:val="Style_19"/>
+    <w:link w:val="Style_25"/>
     <w:rPr>
       <w:rFonts w:ascii="XO Thames" w:hAnsi="XO Thames"/>
       <w:sz w:val="28"/>
     </w:rPr>
   </w:style>
-  <w:style w:styleId="Style_20" w:type="paragraph">
-    <w:name w:val="Balloon Text"/>
-    <w:basedOn w:val="Style_7"/>
-    <w:link w:val="Style_20_ch"/>
-    <w:pPr>
-      <w:spacing w:line="240" w:lineRule="auto"/>
-      <w:ind/>
-    </w:pPr>
-    <w:rPr>
-      <w:rFonts w:ascii="Tahoma" w:hAnsi="Tahoma"/>
-      <w:sz w:val="16"/>
-    </w:rPr>
-  </w:style>
-  <w:style w:styleId="Style_20_ch" w:type="character">
-    <w:name w:val="Balloon Text"/>
-    <w:basedOn w:val="Style_7_ch"/>
-    <w:link w:val="Style_20"/>
-    <w:rPr>
-      <w:rFonts w:ascii="Tahoma" w:hAnsi="Tahoma"/>
-      <w:sz w:val="16"/>
-    </w:rPr>
-  </w:style>
-  <w:style w:styleId="Style_21" w:type="paragraph">
+  <w:style w:styleId="Style_26" w:type="paragraph">
     <w:name w:val="heading 5"/>
     <w:next w:val="Style_7"/>
-    <w:link w:val="Style_21_ch"/>
+    <w:link w:val="Style_26_ch"/>
     <w:uiPriority w:val="9"/>
     <w:qFormat/>
     <w:pPr>
@@ -2869,35 +2937,20 @@
       <w:sz w:val="22"/>
     </w:rPr>
   </w:style>
-  <w:style w:styleId="Style_21_ch" w:type="character">
+  <w:style w:styleId="Style_26_ch" w:type="character">
     <w:name w:val="heading 5"/>
-    <w:link w:val="Style_21"/>
+    <w:link w:val="Style_26"/>
     <w:rPr>
       <w:rFonts w:ascii="XO Thames" w:hAnsi="XO Thames"/>
       <w:b w:val="1"/>
       <w:sz w:val="22"/>
     </w:rPr>
   </w:style>
-  <w:style w:styleId="Style_1" w:type="paragraph">
-    <w:name w:val="Название под рисункой"/>
-    <w:basedOn w:val="Style_6"/>
-    <w:next w:val="Style_7"/>
-    <w:link w:val="Style_1_ch"/>
-    <w:pPr>
-      <w:keepNext w:val="1"/>
-      <w:ind/>
-    </w:pPr>
-  </w:style>
-  <w:style w:styleId="Style_1_ch" w:type="character">
-    <w:name w:val="Название под рисункой"/>
-    <w:basedOn w:val="Style_6_ch"/>
-    <w:link w:val="Style_1"/>
-  </w:style>
-  <w:style w:styleId="Style_22" w:type="paragraph">
+  <w:style w:styleId="Style_12" w:type="paragraph">
     <w:name w:val="heading 1"/>
     <w:basedOn w:val="Style_7"/>
     <w:next w:val="Style_7"/>
-    <w:link w:val="Style_22_ch"/>
+    <w:link w:val="Style_12_ch"/>
     <w:uiPriority w:val="9"/>
     <w:qFormat/>
     <w:pPr>
@@ -2916,10 +2969,10 @@
       <w:sz w:val="32"/>
     </w:rPr>
   </w:style>
-  <w:style w:styleId="Style_22_ch" w:type="character">
+  <w:style w:styleId="Style_12_ch" w:type="character">
     <w:name w:val="heading 1"/>
     <w:basedOn w:val="Style_7_ch"/>
-    <w:link w:val="Style_22"/>
+    <w:link w:val="Style_12"/>
     <w:rPr>
       <w:b w:val="1"/>
       <w:caps w:val="1"/>
@@ -2927,38 +2980,37 @@
       <w:sz w:val="32"/>
     </w:rPr>
   </w:style>
-  <w:style w:styleId="Style_23" w:type="paragraph">
-    <w:name w:val="Заголовок После 2"/>
-    <w:basedOn w:val="Style_24"/>
-    <w:next w:val="Style_7"/>
-    <w:link w:val="Style_23_ch"/>
-  </w:style>
-  <w:style w:styleId="Style_23_ch" w:type="character">
-    <w:name w:val="Заголовок После 2"/>
-    <w:basedOn w:val="Style_24_ch"/>
-    <w:link w:val="Style_23"/>
-  </w:style>
-  <w:style w:styleId="Style_25" w:type="paragraph">
+  <w:style w:styleId="Style_27" w:type="paragraph">
+    <w:name w:val="line number"/>
+    <w:basedOn w:val="Style_23"/>
+    <w:link w:val="Style_27_ch"/>
+  </w:style>
+  <w:style w:styleId="Style_27_ch" w:type="character">
+    <w:name w:val="line number"/>
+    <w:basedOn w:val="Style_23_ch"/>
+    <w:link w:val="Style_27"/>
+  </w:style>
+  <w:style w:styleId="Style_28" w:type="paragraph">
     <w:name w:val="Hyperlink"/>
-    <w:basedOn w:val="Style_12"/>
-    <w:link w:val="Style_25_ch"/>
+    <w:basedOn w:val="Style_23"/>
+    <w:link w:val="Style_28_ch"/>
     <w:rPr>
       <w:color w:themeColor="hyperlink" w:val="0563C1"/>
       <w:u w:val="single"/>
     </w:rPr>
   </w:style>
-  <w:style w:styleId="Style_25_ch" w:type="character">
+  <w:style w:styleId="Style_28_ch" w:type="character">
     <w:name w:val="Hyperlink"/>
-    <w:basedOn w:val="Style_12_ch"/>
-    <w:link w:val="Style_25"/>
+    <w:basedOn w:val="Style_23_ch"/>
+    <w:link w:val="Style_28"/>
     <w:rPr>
       <w:color w:themeColor="hyperlink" w:val="0563C1"/>
       <w:u w:val="single"/>
     </w:rPr>
   </w:style>
-  <w:style w:styleId="Style_26" w:type="paragraph">
+  <w:style w:styleId="Style_29" w:type="paragraph">
     <w:name w:val="Footnote"/>
-    <w:link w:val="Style_26_ch"/>
+    <w:link w:val="Style_29_ch"/>
     <w:pPr>
       <w:ind w:firstLine="851" w:left="0"/>
       <w:jc w:val="both"/>
@@ -2968,33 +3020,62 @@
       <w:sz w:val="22"/>
     </w:rPr>
   </w:style>
-  <w:style w:styleId="Style_26_ch" w:type="character">
+  <w:style w:styleId="Style_29_ch" w:type="character">
     <w:name w:val="Footnote"/>
-    <w:link w:val="Style_26"/>
+    <w:link w:val="Style_29"/>
     <w:rPr>
       <w:rFonts w:ascii="XO Thames" w:hAnsi="XO Thames"/>
       <w:sz w:val="22"/>
     </w:rPr>
   </w:style>
-  <w:style w:styleId="Style_27" w:type="paragraph">
+  <w:style w:styleId="Style_30" w:type="paragraph">
     <w:name w:val="toc 1"/>
     <w:basedOn w:val="Style_7"/>
     <w:next w:val="Style_7"/>
-    <w:link w:val="Style_27_ch"/>
+    <w:link w:val="Style_30_ch"/>
     <w:uiPriority w:val="39"/>
     <w:pPr>
       <w:spacing w:after="100"/>
       <w:ind/>
     </w:pPr>
   </w:style>
-  <w:style w:styleId="Style_27_ch" w:type="character">
+  <w:style w:styleId="Style_30_ch" w:type="character">
     <w:name w:val="toc 1"/>
     <w:basedOn w:val="Style_7_ch"/>
-    <w:link w:val="Style_27"/>
-  </w:style>
-  <w:style w:styleId="Style_28" w:type="paragraph">
+    <w:link w:val="Style_30"/>
+  </w:style>
+  <w:style w:styleId="Style_31" w:type="paragraph">
+    <w:name w:val="Bibliography"/>
+    <w:basedOn w:val="Style_7"/>
+    <w:next w:val="Style_7"/>
+    <w:link w:val="Style_31_ch"/>
+    <w:pPr>
+      <w:ind w:firstLine="0" w:left="0"/>
+    </w:pPr>
+  </w:style>
+  <w:style w:styleId="Style_31_ch" w:type="character">
+    <w:name w:val="Bibliography"/>
+    <w:basedOn w:val="Style_7_ch"/>
+    <w:link w:val="Style_31"/>
+  </w:style>
+  <w:style w:styleId="Style_4" w:type="paragraph">
+    <w:name w:val="Название таблицы"/>
+    <w:basedOn w:val="Style_7"/>
+    <w:link w:val="Style_4_ch"/>
+    <w:pPr>
+      <w:spacing w:before="240"/>
+      <w:ind w:firstLine="0" w:left="0"/>
+      <w:jc w:val="left"/>
+    </w:pPr>
+  </w:style>
+  <w:style w:styleId="Style_4_ch" w:type="character">
+    <w:name w:val="Название таблицы"/>
+    <w:basedOn w:val="Style_7_ch"/>
+    <w:link w:val="Style_4"/>
+  </w:style>
+  <w:style w:styleId="Style_32" w:type="paragraph">
     <w:name w:val="Header and Footer"/>
-    <w:link w:val="Style_28_ch"/>
+    <w:link w:val="Style_32_ch"/>
     <w:pPr>
       <w:spacing w:line="240" w:lineRule="auto"/>
       <w:ind/>
@@ -3005,18 +3086,111 @@
       <w:sz w:val="20"/>
     </w:rPr>
   </w:style>
-  <w:style w:styleId="Style_28_ch" w:type="character">
+  <w:style w:styleId="Style_32_ch" w:type="character">
     <w:name w:val="Header and Footer"/>
-    <w:link w:val="Style_28"/>
+    <w:link w:val="Style_32"/>
     <w:rPr>
       <w:rFonts w:ascii="XO Thames" w:hAnsi="XO Thames"/>
       <w:sz w:val="20"/>
     </w:rPr>
   </w:style>
-  <w:style w:styleId="Style_29" w:type="paragraph">
-    <w:name w:val="header"/>
+  <w:style w:styleId="Style_33" w:type="paragraph">
+    <w:name w:val="List Paragraph"/>
     <w:basedOn w:val="Style_7"/>
-    <w:link w:val="Style_29_ch"/>
+    <w:link w:val="Style_33_ch"/>
+    <w:pPr>
+      <w:ind w:firstLine="0" w:left="720"/>
+      <w:contextualSpacing w:val="1"/>
+    </w:pPr>
+  </w:style>
+  <w:style w:styleId="Style_33_ch" w:type="character">
+    <w:name w:val="List Paragraph"/>
+    <w:basedOn w:val="Style_7_ch"/>
+    <w:link w:val="Style_33"/>
+  </w:style>
+  <w:style w:styleId="Style_34" w:type="paragraph">
+    <w:name w:val="toc 9"/>
+    <w:next w:val="Style_7"/>
+    <w:link w:val="Style_34_ch"/>
+    <w:uiPriority w:val="39"/>
+    <w:pPr>
+      <w:ind w:firstLine="0" w:left="1600"/>
+      <w:jc w:val="left"/>
+    </w:pPr>
+    <w:rPr>
+      <w:rFonts w:ascii="XO Thames" w:hAnsi="XO Thames"/>
+      <w:sz w:val="28"/>
+    </w:rPr>
+  </w:style>
+  <w:style w:styleId="Style_34_ch" w:type="character">
+    <w:name w:val="toc 9"/>
+    <w:link w:val="Style_34"/>
+    <w:rPr>
+      <w:rFonts w:ascii="XO Thames" w:hAnsi="XO Thames"/>
+      <w:sz w:val="28"/>
+    </w:rPr>
+  </w:style>
+  <w:style w:styleId="Style_35" w:type="paragraph">
+    <w:name w:val="FollowedHyperlink"/>
+    <w:basedOn w:val="Style_23"/>
+    <w:link w:val="Style_35_ch"/>
+    <w:rPr>
+      <w:color w:themeColor="followedHyperlink" w:val="954F72"/>
+      <w:u w:val="single"/>
+    </w:rPr>
+  </w:style>
+  <w:style w:styleId="Style_35_ch" w:type="character">
+    <w:name w:val="FollowedHyperlink"/>
+    <w:basedOn w:val="Style_23_ch"/>
+    <w:link w:val="Style_35"/>
+    <w:rPr>
+      <w:color w:themeColor="followedHyperlink" w:val="954F72"/>
+      <w:u w:val="single"/>
+    </w:rPr>
+  </w:style>
+  <w:style w:styleId="Style_36" w:type="paragraph">
+    <w:name w:val="toc 8"/>
+    <w:next w:val="Style_7"/>
+    <w:link w:val="Style_36_ch"/>
+    <w:uiPriority w:val="39"/>
+    <w:pPr>
+      <w:ind w:firstLine="0" w:left="1400"/>
+      <w:jc w:val="left"/>
+    </w:pPr>
+    <w:rPr>
+      <w:rFonts w:ascii="XO Thames" w:hAnsi="XO Thames"/>
+      <w:sz w:val="28"/>
+    </w:rPr>
+  </w:style>
+  <w:style w:styleId="Style_36_ch" w:type="character">
+    <w:name w:val="toc 8"/>
+    <w:link w:val="Style_36"/>
+    <w:rPr>
+      <w:rFonts w:ascii="XO Thames" w:hAnsi="XO Thames"/>
+      <w:sz w:val="28"/>
+    </w:rPr>
+  </w:style>
+  <w:style w:styleId="Style_37" w:type="paragraph">
+    <w:name w:val="С нумерацией Заголовок 3"/>
+    <w:basedOn w:val="Style_20"/>
+    <w:next w:val="Style_7"/>
+    <w:link w:val="Style_37_ch"/>
+    <w:pPr>
+      <w:numPr>
+        <w:ilvl w:val="2"/>
+        <w:numId w:val="1"/>
+      </w:numPr>
+    </w:pPr>
+  </w:style>
+  <w:style w:styleId="Style_37_ch" w:type="character">
+    <w:name w:val="С нумерацией Заголовок 3"/>
+    <w:basedOn w:val="Style_20_ch"/>
+    <w:link w:val="Style_37"/>
+  </w:style>
+  <w:style w:styleId="Style_38" w:type="paragraph">
+    <w:name w:val="footer"/>
+    <w:basedOn w:val="Style_7"/>
+    <w:link w:val="Style_38_ch"/>
     <w:pPr>
       <w:tabs>
         <w:tab w:leader="none" w:pos="4677" w:val="center"/>
@@ -3026,161 +3200,15 @@
       <w:ind/>
     </w:pPr>
   </w:style>
-  <w:style w:styleId="Style_29_ch" w:type="character">
-    <w:name w:val="header"/>
-    <w:basedOn w:val="Style_7_ch"/>
-    <w:link w:val="Style_29"/>
-  </w:style>
-  <w:style w:styleId="Style_30" w:type="paragraph">
-    <w:name w:val="С нумерацией Заголовок 3"/>
-    <w:basedOn w:val="Style_16"/>
-    <w:next w:val="Style_7"/>
-    <w:link w:val="Style_30_ch"/>
-    <w:pPr>
-      <w:numPr>
-        <w:ilvl w:val="2"/>
-        <w:numId w:val="1"/>
-      </w:numPr>
-    </w:pPr>
-  </w:style>
-  <w:style w:styleId="Style_30_ch" w:type="character">
-    <w:name w:val="С нумерацией Заголовок 3"/>
-    <w:basedOn w:val="Style_16_ch"/>
-    <w:link w:val="Style_30"/>
-  </w:style>
-  <w:style w:styleId="Style_31" w:type="paragraph">
-    <w:name w:val="toc 9"/>
-    <w:next w:val="Style_7"/>
-    <w:link w:val="Style_31_ch"/>
-    <w:uiPriority w:val="39"/>
-    <w:pPr>
-      <w:ind w:firstLine="0" w:left="1600"/>
-      <w:jc w:val="left"/>
-    </w:pPr>
-    <w:rPr>
-      <w:rFonts w:ascii="XO Thames" w:hAnsi="XO Thames"/>
-      <w:sz w:val="28"/>
-    </w:rPr>
-  </w:style>
-  <w:style w:styleId="Style_31_ch" w:type="character">
-    <w:name w:val="toc 9"/>
-    <w:link w:val="Style_31"/>
-    <w:rPr>
-      <w:rFonts w:ascii="XO Thames" w:hAnsi="XO Thames"/>
-      <w:sz w:val="28"/>
-    </w:rPr>
-  </w:style>
-  <w:style w:styleId="Style_32" w:type="paragraph">
-    <w:name w:val="Формула"/>
-    <w:basedOn w:val="Style_7"/>
-    <w:link w:val="Style_32_ch"/>
-    <w:pPr>
-      <w:ind w:firstLine="0" w:left="0"/>
-      <w:jc w:val="right"/>
-    </w:pPr>
-  </w:style>
-  <w:style w:styleId="Style_32_ch" w:type="character">
-    <w:name w:val="Формула"/>
-    <w:basedOn w:val="Style_7_ch"/>
-    <w:link w:val="Style_32"/>
-  </w:style>
-  <w:style w:styleId="Style_12" w:type="paragraph">
-    <w:name w:val="Default Paragraph Font"/>
-    <w:link w:val="Style_12_ch"/>
-  </w:style>
-  <w:style w:styleId="Style_12_ch" w:type="character">
-    <w:name w:val="Default Paragraph Font"/>
-    <w:link w:val="Style_12"/>
-  </w:style>
-  <w:style w:styleId="Style_33" w:type="paragraph">
-    <w:name w:val="footer"/>
-    <w:basedOn w:val="Style_7"/>
-    <w:link w:val="Style_33_ch"/>
-    <w:pPr>
-      <w:tabs>
-        <w:tab w:leader="none" w:pos="4677" w:val="center"/>
-        <w:tab w:leader="none" w:pos="9355" w:val="right"/>
-      </w:tabs>
-      <w:spacing w:line="240" w:lineRule="auto"/>
-      <w:ind/>
-    </w:pPr>
-  </w:style>
-  <w:style w:styleId="Style_33_ch" w:type="character">
+  <w:style w:styleId="Style_38_ch" w:type="character">
     <w:name w:val="footer"/>
     <w:basedOn w:val="Style_7_ch"/>
-    <w:link w:val="Style_33"/>
-  </w:style>
-  <w:style w:styleId="Style_34" w:type="paragraph">
-    <w:name w:val="toc 8"/>
-    <w:next w:val="Style_7"/>
-    <w:link w:val="Style_34_ch"/>
-    <w:uiPriority w:val="39"/>
-    <w:pPr>
-      <w:ind w:firstLine="0" w:left="1400"/>
-      <w:jc w:val="left"/>
-    </w:pPr>
-    <w:rPr>
-      <w:rFonts w:ascii="XO Thames" w:hAnsi="XO Thames"/>
-      <w:sz w:val="28"/>
-    </w:rPr>
-  </w:style>
-  <w:style w:styleId="Style_34_ch" w:type="character">
-    <w:name w:val="toc 8"/>
-    <w:link w:val="Style_34"/>
-    <w:rPr>
-      <w:rFonts w:ascii="XO Thames" w:hAnsi="XO Thames"/>
-      <w:sz w:val="28"/>
-    </w:rPr>
-  </w:style>
-  <w:style w:styleId="Style_2" w:type="paragraph">
-    <w:name w:val="С нумерацией Заголовок 1"/>
-    <w:basedOn w:val="Style_22"/>
-    <w:next w:val="Style_7"/>
-    <w:link w:val="Style_2_ch"/>
-    <w:pPr>
-      <w:numPr>
-        <w:numId w:val="1"/>
-      </w:numPr>
-    </w:pPr>
-  </w:style>
-  <w:style w:styleId="Style_2_ch" w:type="character">
-    <w:name w:val="С нумерацией Заголовок 1"/>
-    <w:basedOn w:val="Style_22_ch"/>
-    <w:link w:val="Style_2"/>
-  </w:style>
-  <w:style w:styleId="Style_35" w:type="paragraph">
-    <w:name w:val="Заголовок1 с Нумерацией"/>
-    <w:basedOn w:val="Style_22"/>
-    <w:link w:val="Style_35_ch"/>
-    <w:rPr>
-      <w:b w:val="0"/>
-      <w:caps w:val="0"/>
-    </w:rPr>
-  </w:style>
-  <w:style w:styleId="Style_35_ch" w:type="character">
-    <w:name w:val="Заголовок1 с Нумерацией"/>
-    <w:basedOn w:val="Style_22_ch"/>
-    <w:link w:val="Style_35"/>
-    <w:rPr>
-      <w:b w:val="0"/>
-      <w:caps w:val="0"/>
-    </w:rPr>
-  </w:style>
-  <w:style w:styleId="Style_36" w:type="paragraph">
-    <w:name w:val="Заголовок 2 с Нумерацией"/>
-    <w:basedOn w:val="Style_24"/>
-    <w:next w:val="Style_7"/>
-    <w:link w:val="Style_36_ch"/>
-  </w:style>
-  <w:style w:styleId="Style_36_ch" w:type="character">
-    <w:name w:val="Заголовок 2 с Нумерацией"/>
-    <w:basedOn w:val="Style_24_ch"/>
-    <w:link w:val="Style_36"/>
-  </w:style>
-  <w:style w:styleId="Style_37" w:type="paragraph">
+    <w:link w:val="Style_38"/>
+  </w:style>
+  <w:style w:styleId="Style_39" w:type="paragraph">
     <w:name w:val="toc 5"/>
     <w:next w:val="Style_7"/>
-    <w:link w:val="Style_37_ch"/>
+    <w:link w:val="Style_39_ch"/>
     <w:uiPriority w:val="39"/>
     <w:pPr>
       <w:ind w:firstLine="0" w:left="800"/>
@@ -3191,43 +3219,28 @@
       <w:sz w:val="28"/>
     </w:rPr>
   </w:style>
-  <w:style w:styleId="Style_37_ch" w:type="character">
+  <w:style w:styleId="Style_39_ch" w:type="character">
     <w:name w:val="toc 5"/>
-    <w:link w:val="Style_37"/>
+    <w:link w:val="Style_39"/>
     <w:rPr>
       <w:rFonts w:ascii="XO Thames" w:hAnsi="XO Thames"/>
       <w:sz w:val="28"/>
     </w:rPr>
   </w:style>
-  <w:style w:styleId="Style_38" w:type="paragraph">
-    <w:name w:val="Название для таблицы"/>
+  <w:style w:styleId="Style_1" w:type="paragraph">
+    <w:name w:val="Название под рисункой"/>
     <w:basedOn w:val="Style_6"/>
     <w:next w:val="Style_7"/>
-    <w:link w:val="Style_38_ch"/>
+    <w:link w:val="Style_1_ch"/>
     <w:pPr>
       <w:keepNext w:val="1"/>
-      <w:spacing w:line="360" w:lineRule="auto"/>
       <w:ind/>
     </w:pPr>
   </w:style>
-  <w:style w:styleId="Style_38_ch" w:type="character">
-    <w:name w:val="Название для таблицы"/>
+  <w:style w:styleId="Style_1_ch" w:type="character">
+    <w:name w:val="Название под рисункой"/>
     <w:basedOn w:val="Style_6_ch"/>
-    <w:link w:val="Style_38"/>
-  </w:style>
-  <w:style w:styleId="Style_39" w:type="paragraph">
-    <w:name w:val="Название рисунка"/>
-    <w:basedOn w:val="Style_7"/>
-    <w:link w:val="Style_39_ch"/>
-    <w:pPr>
-      <w:ind w:firstLine="0" w:left="0"/>
-      <w:jc w:val="left"/>
-    </w:pPr>
-  </w:style>
-  <w:style w:styleId="Style_39_ch" w:type="character">
-    <w:name w:val="Название рисунка"/>
-    <w:basedOn w:val="Style_7_ch"/>
-    <w:link w:val="Style_39"/>
+    <w:link w:val="Style_1"/>
   </w:style>
   <w:style w:styleId="Style_40" w:type="paragraph">
     <w:name w:val="Subtitle"/>
@@ -3255,9 +3268,39 @@
     </w:rPr>
   </w:style>
   <w:style w:styleId="Style_41" w:type="paragraph">
+    <w:name w:val="Формула"/>
+    <w:basedOn w:val="Style_7"/>
+    <w:link w:val="Style_41_ch"/>
+    <w:pPr>
+      <w:ind w:firstLine="0" w:left="0"/>
+      <w:jc w:val="right"/>
+    </w:pPr>
+  </w:style>
+  <w:style w:styleId="Style_41_ch" w:type="character">
+    <w:name w:val="Формула"/>
+    <w:basedOn w:val="Style_7_ch"/>
+    <w:link w:val="Style_41"/>
+  </w:style>
+  <w:style w:styleId="Style_2" w:type="paragraph">
+    <w:name w:val="С нумерацией Заголовок 1"/>
+    <w:basedOn w:val="Style_12"/>
+    <w:next w:val="Style_7"/>
+    <w:link w:val="Style_2_ch"/>
+    <w:pPr>
+      <w:numPr>
+        <w:numId w:val="1"/>
+      </w:numPr>
+    </w:pPr>
+  </w:style>
+  <w:style w:styleId="Style_2_ch" w:type="character">
+    <w:name w:val="С нумерацией Заголовок 1"/>
+    <w:basedOn w:val="Style_12_ch"/>
+    <w:link w:val="Style_2"/>
+  </w:style>
+  <w:style w:styleId="Style_42" w:type="paragraph">
     <w:name w:val="Title"/>
     <w:next w:val="Style_7"/>
-    <w:link w:val="Style_41_ch"/>
+    <w:link w:val="Style_42_ch"/>
     <w:uiPriority w:val="10"/>
     <w:qFormat/>
     <w:pPr>
@@ -3272,9 +3315,9 @@
       <w:sz w:val="40"/>
     </w:rPr>
   </w:style>
-  <w:style w:styleId="Style_41_ch" w:type="character">
+  <w:style w:styleId="Style_42_ch" w:type="character">
     <w:name w:val="Title"/>
-    <w:link w:val="Style_41"/>
+    <w:link w:val="Style_42"/>
     <w:rPr>
       <w:rFonts w:ascii="XO Thames" w:hAnsi="XO Thames"/>
       <w:b w:val="1"/>
@@ -3282,10 +3325,10 @@
       <w:sz w:val="40"/>
     </w:rPr>
   </w:style>
-  <w:style w:styleId="Style_42" w:type="paragraph">
+  <w:style w:styleId="Style_43" w:type="paragraph">
     <w:name w:val="heading 4"/>
     <w:next w:val="Style_7"/>
-    <w:link w:val="Style_42_ch"/>
+    <w:link w:val="Style_43_ch"/>
     <w:uiPriority w:val="9"/>
     <w:qFormat/>
     <w:pPr>
@@ -3300,20 +3343,20 @@
       <w:sz w:val="24"/>
     </w:rPr>
   </w:style>
-  <w:style w:styleId="Style_42_ch" w:type="character">
+  <w:style w:styleId="Style_43_ch" w:type="character">
     <w:name w:val="heading 4"/>
-    <w:link w:val="Style_42"/>
+    <w:link w:val="Style_43"/>
     <w:rPr>
       <w:rFonts w:ascii="XO Thames" w:hAnsi="XO Thames"/>
       <w:b w:val="1"/>
       <w:sz w:val="24"/>
     </w:rPr>
   </w:style>
-  <w:style w:styleId="Style_24" w:type="paragraph">
+  <w:style w:styleId="Style_9" w:type="paragraph">
     <w:name w:val="heading 2"/>
     <w:basedOn w:val="Style_7"/>
     <w:next w:val="Style_7"/>
-    <w:link w:val="Style_24_ch"/>
+    <w:link w:val="Style_9_ch"/>
     <w:uiPriority w:val="9"/>
     <w:qFormat/>
     <w:pPr>
@@ -3329,66 +3372,56 @@
       <w:color w:themeColor="text1" w:val="000000"/>
     </w:rPr>
   </w:style>
-  <w:style w:styleId="Style_24_ch" w:type="character">
+  <w:style w:styleId="Style_9_ch" w:type="character">
     <w:name w:val="heading 2"/>
     <w:basedOn w:val="Style_7_ch"/>
-    <w:link w:val="Style_24"/>
+    <w:link w:val="Style_9"/>
     <w:rPr>
       <w:b w:val="1"/>
       <w:color w:themeColor="text1" w:val="000000"/>
     </w:rPr>
   </w:style>
-  <w:style w:styleId="Style_43" w:type="paragraph">
-    <w:name w:val="TOC Heading"/>
-    <w:basedOn w:val="Style_22"/>
+  <w:style w:styleId="Style_44" w:type="paragraph">
+    <w:name w:val="Название для таблицы"/>
+    <w:basedOn w:val="Style_6"/>
     <w:next w:val="Style_7"/>
-    <w:link w:val="Style_43_ch"/>
+    <w:link w:val="Style_44_ch"/>
     <w:pPr>
-      <w:pageBreakBefore w:val="0"/>
-      <w:spacing w:after="0" w:before="480" w:line="276" w:lineRule="auto"/>
+      <w:keepNext w:val="1"/>
+      <w:spacing w:line="360" w:lineRule="auto"/>
       <w:ind/>
-      <w:jc w:val="left"/>
-      <w:outlineLvl w:val="8"/>
     </w:pPr>
-    <w:rPr>
-      <w:rFonts w:asciiTheme="majorAscii" w:hAnsiTheme="majorHAnsi"/>
-      <w:caps w:val="0"/>
-      <w:color w:themeColor="accent1" w:themeShade="BF" w:val="2F5496"/>
-      <w:sz w:val="28"/>
-    </w:rPr>
-  </w:style>
-  <w:style w:styleId="Style_43_ch" w:type="character">
-    <w:name w:val="TOC Heading"/>
-    <w:basedOn w:val="Style_22_ch"/>
-    <w:link w:val="Style_43"/>
-    <w:rPr>
-      <w:rFonts w:asciiTheme="majorAscii" w:hAnsiTheme="majorHAnsi"/>
-      <w:caps w:val="0"/>
-      <w:color w:themeColor="accent1" w:themeShade="BF" w:val="2F5496"/>
-      <w:sz w:val="28"/>
-    </w:rPr>
-  </w:style>
-  <w:style w:styleId="Style_44" w:type="paragraph">
-    <w:name w:val="FollowedHyperlink"/>
-    <w:basedOn w:val="Style_12"/>
-    <w:link w:val="Style_44_ch"/>
-    <w:rPr>
-      <w:color w:themeColor="followedHyperlink" w:val="954F72"/>
-      <w:u w:val="single"/>
-    </w:rPr>
   </w:style>
   <w:style w:styleId="Style_44_ch" w:type="character">
-    <w:name w:val="FollowedHyperlink"/>
-    <w:basedOn w:val="Style_12_ch"/>
+    <w:name w:val="Название для таблицы"/>
+    <w:basedOn w:val="Style_6_ch"/>
     <w:link w:val="Style_44"/>
-    <w:rPr>
-      <w:color w:themeColor="followedHyperlink" w:val="954F72"/>
-      <w:u w:val="single"/>
-    </w:rPr>
+  </w:style>
+  <w:style w:styleId="Style_45" w:type="table">
+    <w:name w:val="Таблица простая 11"/>
+    <w:basedOn w:val="Style_46"/>
+    <w:pPr>
+      <w:spacing w:after="0" w:line="240" w:lineRule="auto"/>
+      <w:ind/>
+    </w:pPr>
+    <w:rPr>
+      <w:rFonts w:ascii="Times New Roman" w:hAnsi="Times New Roman"/>
+      <w:sz w:val="24"/>
+    </w:rPr>
+    <w:tblPr>
+      <w:tblBorders>
+        <w:top w:color="BFBFBF" w:sz="4" w:val="single"/>
+        <w:left w:color="BFBFBF" w:sz="4" w:val="single"/>
+        <w:bottom w:color="BFBFBF" w:sz="4" w:val="single"/>
+        <w:right w:color="BFBFBF" w:sz="4" w:val="single"/>
+        <w:insideH w:color="BFBFBF" w:sz="4" w:val="single"/>
+        <w:insideV w:color="BFBFBF" w:sz="4" w:val="single"/>
+      </w:tblBorders>
+    </w:tblPr>
   </w:style>
   <w:style w:styleId="Style_5" w:type="table">
     <w:name w:val="Таблица простая 12"/>
-    <w:basedOn w:val="Style_45"/>
+    <w:basedOn w:val="Style_46"/>
     <w:pPr>
       <w:spacing w:after="0" w:line="240" w:lineRule="auto"/>
       <w:ind/>
@@ -3404,29 +3437,7 @@
       </w:tblBorders>
     </w:tblPr>
   </w:style>
-  <w:style w:styleId="Style_46" w:type="table">
-    <w:name w:val="Таблица простая 11"/>
-    <w:basedOn w:val="Style_45"/>
-    <w:pPr>
-      <w:spacing w:after="0" w:line="240" w:lineRule="auto"/>
-      <w:ind/>
-    </w:pPr>
-    <w:rPr>
-      <w:rFonts w:ascii="Times New Roman" w:hAnsi="Times New Roman"/>
-      <w:sz w:val="24"/>
-    </w:rPr>
-    <w:tblPr>
-      <w:tblBorders>
-        <w:top w:color="BFBFBF" w:sz="4" w:val="single"/>
-        <w:left w:color="BFBFBF" w:sz="4" w:val="single"/>
-        <w:bottom w:color="BFBFBF" w:sz="4" w:val="single"/>
-        <w:right w:color="BFBFBF" w:sz="4" w:val="single"/>
-        <w:insideH w:color="BFBFBF" w:sz="4" w:val="single"/>
-        <w:insideV w:color="BFBFBF" w:sz="4" w:val="single"/>
-      </w:tblBorders>
-    </w:tblPr>
-  </w:style>
-  <w:style w:default="1" w:styleId="Style_45" w:type="table">
+  <w:style w:default="1" w:styleId="Style_46" w:type="table">
     <w:name w:val="Normal Table"/>
     <w:tblPr>
       <w:tblInd w:type="dxa" w:w="0"/>
